--- a/Git更新流程.docx
+++ b/Git更新流程.docx
@@ -99,11 +99,6 @@
           <w:lang w:eastAsia="zh-CN"/>
         </w:rPr>
         <w:br/>
-      </w:r>
-      <w:r>
-        <w:rPr>
-          <w:lang w:eastAsia="zh-CN"/>
-        </w:rPr>
         <w:t>git status</w:t>
       </w:r>
       <w:r>
@@ -122,6 +117,7 @@
           <w:lang w:eastAsia="zh-CN"/>
         </w:rPr>
       </w:pPr>
+      <w:proofErr w:type="gramStart"/>
       <w:r>
         <w:t xml:space="preserve">→ </w:t>
       </w:r>
@@ -129,7 +125,14 @@
         <w:rPr>
           <w:lang w:eastAsia="zh-CN"/>
         </w:rPr>
-        <w:t>git add assets/audio/high-heels-run.mp3</w:t>
+        <w:t>git</w:t>
+      </w:r>
+      <w:proofErr w:type="gramEnd"/>
+      <w:r>
+        <w:rPr>
+          <w:lang w:eastAsia="zh-CN"/>
+        </w:rPr>
+        <w:t xml:space="preserve"> add assets/audio/high-heels-run.mp3</w:t>
       </w:r>
       <w:r>
         <w:t>→</w:t>
@@ -138,10 +141,25 @@
     <w:p>
       <w:pPr>
         <w:rPr>
+          <w:lang w:eastAsia="zh-CN"/>
+        </w:rPr>
+      </w:pPr>
+      <w:r>
+        <w:t xml:space="preserve">→ </w:t>
+      </w:r>
+      <w:r>
+        <w:rPr>
+          <w:lang w:eastAsia="zh-CN"/>
+        </w:rPr>
+        <w:t>git commit -m "新增高跟鞋音效檔案"</w:t>
+      </w:r>
+      <w:r>
+        <w:rPr>
           <w:rFonts w:hint="eastAsia"/>
           <w:lang w:eastAsia="zh-CN"/>
         </w:rPr>
-      </w:pPr>
+        <w:t xml:space="preserve"> </w:t>
+      </w:r>
       <w:r>
         <w:t xml:space="preserve">→ </w:t>
       </w:r>
@@ -149,23 +167,1212 @@
         <w:rPr>
           <w:lang w:eastAsia="zh-CN"/>
         </w:rPr>
-        <w:t>git commit -m "新增高跟鞋音效檔案"</w:t>
-      </w:r>
-      <w:r>
+        <w:t>git push</w:t>
+      </w:r>
+    </w:p>
+    <w:p>
+      <w:pPr>
+        <w:rPr>
+          <w:lang w:eastAsia="zh-CN"/>
+        </w:rPr>
+      </w:pPr>
+    </w:p>
+    <w:p>
+      <w:pPr>
+        <w:rPr>
+          <w:lang w:eastAsia="zh-CN"/>
+        </w:rPr>
+      </w:pPr>
+    </w:p>
+    <w:p>
+      <w:pPr>
         <w:rPr>
           <w:rFonts w:hint="eastAsia"/>
           <w:lang w:eastAsia="zh-CN"/>
         </w:rPr>
-        <w:t xml:space="preserve"> </w:t>
-      </w:r>
-      <w:r>
-        <w:t xml:space="preserve">→ </w:t>
-      </w:r>
-      <w:r>
-        <w:rPr>
-          <w:lang w:eastAsia="zh-CN"/>
-        </w:rPr>
-        <w:t>git push</w:t>
+      </w:pPr>
+    </w:p>
+    <w:p>
+      <w:pPr>
+        <w:rPr>
+          <w:lang w:eastAsia="zh-CN"/>
+        </w:rPr>
+      </w:pPr>
+      <w:r>
+        <w:rPr>
+          <w:rFonts w:hint="eastAsia"/>
+          <w:lang w:eastAsia="zh-CN"/>
+        </w:rPr>
+        <w:t>你好！這是一個正在進行中的「互</w:t>
+      </w:r>
+      <w:proofErr w:type="gramStart"/>
+      <w:r>
+        <w:rPr>
+          <w:rFonts w:hint="eastAsia"/>
+          <w:lang w:eastAsia="zh-CN"/>
+        </w:rPr>
+        <w:t>動</w:t>
+      </w:r>
+      <w:proofErr w:type="gramEnd"/>
+      <w:r>
+        <w:rPr>
+          <w:rFonts w:hint="eastAsia"/>
+          <w:lang w:eastAsia="zh-CN"/>
+        </w:rPr>
+        <w:t>式網頁漫畫」</w:t>
+      </w:r>
+      <w:proofErr w:type="gramStart"/>
+      <w:r>
+        <w:rPr>
+          <w:rFonts w:hint="eastAsia"/>
+          <w:lang w:eastAsia="zh-CN"/>
+        </w:rPr>
+        <w:t>專</w:t>
+      </w:r>
+      <w:proofErr w:type="gramEnd"/>
+      <w:r>
+        <w:rPr>
+          <w:rFonts w:hint="eastAsia"/>
+          <w:lang w:eastAsia="zh-CN"/>
+        </w:rPr>
+        <w:t>案，我們已經完成了大部分頁面（</w:t>
+      </w:r>
+      <w:r>
+        <w:rPr>
+          <w:lang w:eastAsia="zh-CN"/>
+        </w:rPr>
+        <w:t>pg01-pg19），現在要繼續製作「結局 B」。</w:t>
+      </w:r>
+    </w:p>
+    <w:p>
+      <w:pPr>
+        <w:rPr>
+          <w:lang w:eastAsia="zh-CN"/>
+        </w:rPr>
+      </w:pPr>
+    </w:p>
+    <w:p>
+      <w:pPr>
+        <w:rPr>
+          <w:lang w:eastAsia="zh-CN"/>
+        </w:rPr>
+      </w:pPr>
+      <w:proofErr w:type="gramStart"/>
+      <w:r>
+        <w:rPr>
+          <w:rFonts w:hint="eastAsia"/>
+          <w:lang w:eastAsia="zh-CN"/>
+        </w:rPr>
+        <w:t>為</w:t>
+      </w:r>
+      <w:proofErr w:type="gramEnd"/>
+      <w:r>
+        <w:rPr>
+          <w:rFonts w:hint="eastAsia"/>
+          <w:lang w:eastAsia="zh-CN"/>
+        </w:rPr>
+        <w:t>了讓你無縫接手，以下是目前的</w:t>
+      </w:r>
+      <w:r>
+        <w:rPr>
+          <w:lang w:eastAsia="zh-CN"/>
+        </w:rPr>
+        <w:t>**關鍵技術規範**與**檔案</w:t>
+      </w:r>
+      <w:proofErr w:type="gramStart"/>
+      <w:r>
+        <w:rPr>
+          <w:lang w:eastAsia="zh-CN"/>
+        </w:rPr>
+        <w:t>狀</w:t>
+      </w:r>
+      <w:proofErr w:type="gramEnd"/>
+      <w:r>
+        <w:rPr>
+          <w:lang w:eastAsia="zh-CN"/>
+        </w:rPr>
+        <w:t>態**，請</w:t>
+      </w:r>
+      <w:proofErr w:type="gramStart"/>
+      <w:r>
+        <w:rPr>
+          <w:lang w:eastAsia="zh-CN"/>
+        </w:rPr>
+        <w:t>嚴</w:t>
+      </w:r>
+      <w:proofErr w:type="gramEnd"/>
+      <w:r>
+        <w:rPr>
+          <w:lang w:eastAsia="zh-CN"/>
+        </w:rPr>
+        <w:t>格遵守這些設定：</w:t>
+      </w:r>
+    </w:p>
+    <w:p>
+      <w:pPr>
+        <w:rPr>
+          <w:lang w:eastAsia="zh-CN"/>
+        </w:rPr>
+      </w:pPr>
+    </w:p>
+    <w:p>
+      <w:pPr>
+        <w:rPr>
+          <w:lang w:eastAsia="zh-CN"/>
+        </w:rPr>
+      </w:pPr>
+      <w:r>
+        <w:rPr>
+          <w:lang w:eastAsia="zh-CN"/>
+        </w:rPr>
+        <w:t>### 1. 核心檔案與邏輯</w:t>
+      </w:r>
+    </w:p>
+    <w:p>
+      <w:pPr>
+        <w:rPr>
+          <w:lang w:eastAsia="zh-CN"/>
+        </w:rPr>
+      </w:pPr>
+      <w:r>
+        <w:rPr>
+          <w:lang w:eastAsia="zh-CN"/>
+        </w:rPr>
+        <w:t>* **reader.html**：負責解析 JSON 並</w:t>
+      </w:r>
+      <w:proofErr w:type="gramStart"/>
+      <w:r>
+        <w:rPr>
+          <w:lang w:eastAsia="zh-CN"/>
+        </w:rPr>
+        <w:t>執</w:t>
+      </w:r>
+      <w:proofErr w:type="gramEnd"/>
+      <w:r>
+        <w:rPr>
+          <w:lang w:eastAsia="zh-CN"/>
+        </w:rPr>
+        <w:t>行</w:t>
+      </w:r>
+      <w:proofErr w:type="gramStart"/>
+      <w:r>
+        <w:rPr>
+          <w:lang w:eastAsia="zh-CN"/>
+        </w:rPr>
+        <w:t>動</w:t>
+      </w:r>
+      <w:proofErr w:type="gramEnd"/>
+      <w:r>
+        <w:rPr>
+          <w:lang w:eastAsia="zh-CN"/>
+        </w:rPr>
+        <w:t>作。</w:t>
+      </w:r>
+    </w:p>
+    <w:p>
+      <w:pPr>
+        <w:rPr>
+          <w:lang w:eastAsia="zh-CN"/>
+        </w:rPr>
+      </w:pPr>
+      <w:r>
+        <w:rPr>
+          <w:lang w:eastAsia="zh-CN"/>
+        </w:rPr>
+        <w:t xml:space="preserve">    * **重要修改**：我們在 `</w:t>
+      </w:r>
+      <w:proofErr w:type="spellStart"/>
+      <w:r>
+        <w:rPr>
+          <w:lang w:eastAsia="zh-CN"/>
+        </w:rPr>
+        <w:t>executeAction</w:t>
+      </w:r>
+      <w:proofErr w:type="spellEnd"/>
+      <w:r>
+        <w:rPr>
+          <w:lang w:eastAsia="zh-CN"/>
+        </w:rPr>
+        <w:t xml:space="preserve">` </w:t>
+      </w:r>
+      <w:proofErr w:type="gramStart"/>
+      <w:r>
+        <w:rPr>
+          <w:lang w:eastAsia="zh-CN"/>
+        </w:rPr>
+        <w:t>函式中</w:t>
+      </w:r>
+      <w:proofErr w:type="gramEnd"/>
+      <w:r>
+        <w:rPr>
+          <w:lang w:eastAsia="zh-CN"/>
+        </w:rPr>
+        <w:t>新增了三個自定義指令：</w:t>
+      </w:r>
+    </w:p>
+    <w:p>
+      <w:pPr>
+        <w:rPr>
+          <w:lang w:eastAsia="zh-CN"/>
+        </w:rPr>
+      </w:pPr>
+      <w:r>
+        <w:rPr>
+          <w:lang w:eastAsia="zh-CN"/>
+        </w:rPr>
+        <w:t xml:space="preserve">        1.  `animation`：支援 `loop: false`（播放一次停在最</w:t>
+      </w:r>
+      <w:proofErr w:type="gramStart"/>
+      <w:r>
+        <w:rPr>
+          <w:lang w:eastAsia="zh-CN"/>
+        </w:rPr>
+        <w:t>後一幀</w:t>
+      </w:r>
+      <w:proofErr w:type="gramEnd"/>
+      <w:r>
+        <w:rPr>
+          <w:lang w:eastAsia="zh-CN"/>
+        </w:rPr>
+        <w:t>）和 `loop: true`（循環）。</w:t>
+      </w:r>
+    </w:p>
+    <w:p>
+      <w:pPr>
+        <w:rPr>
+          <w:lang w:eastAsia="zh-CN"/>
+        </w:rPr>
+      </w:pPr>
+      <w:r>
+        <w:rPr>
+          <w:lang w:eastAsia="zh-CN"/>
+        </w:rPr>
+        <w:t xml:space="preserve">        2.  `</w:t>
+      </w:r>
+      <w:proofErr w:type="spellStart"/>
+      <w:r>
+        <w:rPr>
+          <w:lang w:eastAsia="zh-CN"/>
+        </w:rPr>
+        <w:t>change_bgm</w:t>
+      </w:r>
+      <w:proofErr w:type="spellEnd"/>
+      <w:r>
+        <w:rPr>
+          <w:lang w:eastAsia="zh-CN"/>
+        </w:rPr>
+        <w:t>`：切換背景音</w:t>
+      </w:r>
+      <w:proofErr w:type="gramStart"/>
+      <w:r>
+        <w:rPr>
+          <w:lang w:eastAsia="zh-CN"/>
+        </w:rPr>
+        <w:t>樂</w:t>
+      </w:r>
+      <w:proofErr w:type="gramEnd"/>
+      <w:r>
+        <w:rPr>
+          <w:lang w:eastAsia="zh-CN"/>
+        </w:rPr>
+        <w:t>（</w:t>
+      </w:r>
+      <w:proofErr w:type="gramStart"/>
+      <w:r>
+        <w:rPr>
+          <w:lang w:eastAsia="zh-CN"/>
+        </w:rPr>
+        <w:t>參數</w:t>
+      </w:r>
+      <w:proofErr w:type="gramEnd"/>
+      <w:r>
+        <w:rPr>
+          <w:lang w:eastAsia="zh-CN"/>
+        </w:rPr>
+        <w:t xml:space="preserve"> `</w:t>
+      </w:r>
+      <w:proofErr w:type="spellStart"/>
+      <w:r>
+        <w:rPr>
+          <w:lang w:eastAsia="zh-CN"/>
+        </w:rPr>
+        <w:t>src</w:t>
+      </w:r>
+      <w:proofErr w:type="spellEnd"/>
+      <w:r>
+        <w:rPr>
+          <w:lang w:eastAsia="zh-CN"/>
+        </w:rPr>
+        <w:t>`，若</w:t>
+      </w:r>
+      <w:proofErr w:type="gramStart"/>
+      <w:r>
+        <w:rPr>
+          <w:lang w:eastAsia="zh-CN"/>
+        </w:rPr>
+        <w:t>為</w:t>
+      </w:r>
+      <w:proofErr w:type="gramEnd"/>
+      <w:r>
+        <w:rPr>
+          <w:lang w:eastAsia="zh-CN"/>
+        </w:rPr>
+        <w:t xml:space="preserve"> `'none'` 則停止）。</w:t>
+      </w:r>
+    </w:p>
+    <w:p>
+      <w:pPr>
+        <w:rPr>
+          <w:lang w:eastAsia="zh-CN"/>
+        </w:rPr>
+      </w:pPr>
+      <w:r>
+        <w:rPr>
+          <w:lang w:eastAsia="zh-CN"/>
+        </w:rPr>
+        <w:t xml:space="preserve">        3.  `</w:t>
+      </w:r>
+      <w:proofErr w:type="spellStart"/>
+      <w:r>
+        <w:rPr>
+          <w:lang w:eastAsia="zh-CN"/>
+        </w:rPr>
+        <w:t>fade_out_bgm</w:t>
+      </w:r>
+      <w:proofErr w:type="spellEnd"/>
+      <w:r>
+        <w:rPr>
+          <w:lang w:eastAsia="zh-CN"/>
+        </w:rPr>
+        <w:t>`：音</w:t>
+      </w:r>
+      <w:proofErr w:type="gramStart"/>
+      <w:r>
+        <w:rPr>
+          <w:lang w:eastAsia="zh-CN"/>
+        </w:rPr>
+        <w:t>樂</w:t>
+      </w:r>
+      <w:proofErr w:type="gramEnd"/>
+      <w:r>
+        <w:rPr>
+          <w:lang w:eastAsia="zh-CN"/>
+        </w:rPr>
+        <w:t>淡出（</w:t>
+      </w:r>
+      <w:proofErr w:type="gramStart"/>
+      <w:r>
+        <w:rPr>
+          <w:lang w:eastAsia="zh-CN"/>
+        </w:rPr>
+        <w:t>參數</w:t>
+      </w:r>
+      <w:proofErr w:type="gramEnd"/>
+      <w:r>
+        <w:rPr>
+          <w:lang w:eastAsia="zh-CN"/>
+        </w:rPr>
+        <w:t xml:space="preserve"> `duration`，</w:t>
+      </w:r>
+      <w:proofErr w:type="gramStart"/>
+      <w:r>
+        <w:rPr>
+          <w:lang w:eastAsia="zh-CN"/>
+        </w:rPr>
+        <w:t>單</w:t>
+      </w:r>
+      <w:proofErr w:type="gramEnd"/>
+      <w:r>
+        <w:rPr>
+          <w:lang w:eastAsia="zh-CN"/>
+        </w:rPr>
+        <w:t xml:space="preserve">位 </w:t>
+      </w:r>
+      <w:proofErr w:type="spellStart"/>
+      <w:r>
+        <w:rPr>
+          <w:lang w:eastAsia="zh-CN"/>
+        </w:rPr>
+        <w:t>ms</w:t>
+      </w:r>
+      <w:proofErr w:type="spellEnd"/>
+      <w:r>
+        <w:rPr>
+          <w:lang w:eastAsia="zh-CN"/>
+        </w:rPr>
+        <w:t>）。</w:t>
+      </w:r>
+    </w:p>
+    <w:p>
+      <w:pPr>
+        <w:rPr>
+          <w:lang w:eastAsia="zh-CN"/>
+        </w:rPr>
+      </w:pPr>
+      <w:r>
+        <w:rPr>
+          <w:lang w:eastAsia="zh-CN"/>
+        </w:rPr>
+        <w:t>* **JSON 結構**：</w:t>
+      </w:r>
+    </w:p>
+    <w:p>
+      <w:pPr>
+        <w:rPr>
+          <w:lang w:eastAsia="zh-CN"/>
+        </w:rPr>
+      </w:pPr>
+      <w:r>
+        <w:rPr>
+          <w:lang w:eastAsia="zh-CN"/>
+        </w:rPr>
+        <w:lastRenderedPageBreak/>
+        <w:t xml:space="preserve">    * 使用 `steps` 陣</w:t>
+      </w:r>
+      <w:proofErr w:type="gramStart"/>
+      <w:r>
+        <w:rPr>
+          <w:lang w:eastAsia="zh-CN"/>
+        </w:rPr>
+        <w:t>列控制</w:t>
+      </w:r>
+      <w:proofErr w:type="gramEnd"/>
+      <w:r>
+        <w:rPr>
+          <w:lang w:eastAsia="zh-CN"/>
+        </w:rPr>
+        <w:t>流程。</w:t>
+      </w:r>
+    </w:p>
+    <w:p>
+      <w:pPr>
+        <w:rPr>
+          <w:lang w:eastAsia="zh-CN"/>
+        </w:rPr>
+      </w:pPr>
+      <w:r>
+        <w:rPr>
+          <w:lang w:eastAsia="zh-CN"/>
+        </w:rPr>
+        <w:t xml:space="preserve">    * `type: "interaction"` (等待點</w:t>
+      </w:r>
+      <w:proofErr w:type="gramStart"/>
+      <w:r>
+        <w:rPr>
+          <w:lang w:eastAsia="zh-CN"/>
+        </w:rPr>
+        <w:t>擊</w:t>
+      </w:r>
+      <w:proofErr w:type="gramEnd"/>
+      <w:r>
+        <w:rPr>
+          <w:lang w:eastAsia="zh-CN"/>
+        </w:rPr>
+        <w:t>) 或 `type: "auto"` (自</w:t>
+      </w:r>
+      <w:proofErr w:type="gramStart"/>
+      <w:r>
+        <w:rPr>
+          <w:lang w:eastAsia="zh-CN"/>
+        </w:rPr>
+        <w:t>動</w:t>
+      </w:r>
+      <w:proofErr w:type="gramEnd"/>
+      <w:r>
+        <w:rPr>
+          <w:lang w:eastAsia="zh-CN"/>
+        </w:rPr>
+        <w:t>播放)。</w:t>
+      </w:r>
+    </w:p>
+    <w:p>
+      <w:pPr>
+        <w:rPr>
+          <w:lang w:eastAsia="zh-CN"/>
+        </w:rPr>
+      </w:pPr>
+      <w:r>
+        <w:rPr>
+          <w:lang w:eastAsia="zh-CN"/>
+        </w:rPr>
+        <w:t xml:space="preserve">    * </w:t>
+      </w:r>
+      <w:proofErr w:type="gramStart"/>
+      <w:r>
+        <w:rPr>
+          <w:lang w:eastAsia="zh-CN"/>
+        </w:rPr>
+        <w:t>動</w:t>
+      </w:r>
+      <w:proofErr w:type="gramEnd"/>
+      <w:r>
+        <w:rPr>
+          <w:lang w:eastAsia="zh-CN"/>
+        </w:rPr>
+        <w:t>作包含：`</w:t>
+      </w:r>
+      <w:proofErr w:type="spellStart"/>
+      <w:r>
+        <w:rPr>
+          <w:lang w:eastAsia="zh-CN"/>
+        </w:rPr>
+        <w:t>image_overlay</w:t>
+      </w:r>
+      <w:proofErr w:type="spellEnd"/>
+      <w:r>
+        <w:rPr>
+          <w:lang w:eastAsia="zh-CN"/>
+        </w:rPr>
+        <w:t>`, `</w:t>
+      </w:r>
+      <w:proofErr w:type="spellStart"/>
+      <w:r>
+        <w:rPr>
+          <w:lang w:eastAsia="zh-CN"/>
+        </w:rPr>
+        <w:t>sfx</w:t>
+      </w:r>
+      <w:proofErr w:type="spellEnd"/>
+      <w:r>
+        <w:rPr>
+          <w:lang w:eastAsia="zh-CN"/>
+        </w:rPr>
+        <w:t>` (音效), `</w:t>
+      </w:r>
+      <w:proofErr w:type="spellStart"/>
+      <w:r>
+        <w:rPr>
+          <w:lang w:eastAsia="zh-CN"/>
+        </w:rPr>
+        <w:t>change_bgm</w:t>
+      </w:r>
+      <w:proofErr w:type="spellEnd"/>
+      <w:r>
+        <w:rPr>
+          <w:lang w:eastAsia="zh-CN"/>
+        </w:rPr>
+        <w:t>`, `</w:t>
+      </w:r>
+      <w:proofErr w:type="spellStart"/>
+      <w:r>
+        <w:rPr>
+          <w:lang w:eastAsia="zh-CN"/>
+        </w:rPr>
+        <w:t>fade_out_bgm</w:t>
+      </w:r>
+      <w:proofErr w:type="spellEnd"/>
+      <w:r>
+        <w:rPr>
+          <w:lang w:eastAsia="zh-CN"/>
+        </w:rPr>
+        <w:t>`, `animation` (換圖</w:t>
+      </w:r>
+      <w:proofErr w:type="gramStart"/>
+      <w:r>
+        <w:rPr>
+          <w:lang w:eastAsia="zh-CN"/>
+        </w:rPr>
+        <w:t>動</w:t>
+      </w:r>
+      <w:proofErr w:type="gramEnd"/>
+      <w:r>
+        <w:rPr>
+          <w:lang w:eastAsia="zh-CN"/>
+        </w:rPr>
+        <w:t>畫)。</w:t>
+      </w:r>
+    </w:p>
+    <w:p>
+      <w:pPr>
+        <w:rPr>
+          <w:lang w:eastAsia="zh-CN"/>
+        </w:rPr>
+      </w:pPr>
+    </w:p>
+    <w:p>
+      <w:pPr>
+        <w:rPr>
+          <w:lang w:eastAsia="zh-CN"/>
+        </w:rPr>
+      </w:pPr>
+      <w:r>
+        <w:rPr>
+          <w:lang w:eastAsia="zh-CN"/>
+        </w:rPr>
+        <w:t>### 2. 已定義的 CSS 特效 (reader.css)</w:t>
+      </w:r>
+    </w:p>
+    <w:p>
+      <w:pPr>
+        <w:rPr>
+          <w:lang w:eastAsia="zh-CN"/>
+        </w:rPr>
+      </w:pPr>
+      <w:r>
+        <w:rPr>
+          <w:rFonts w:hint="eastAsia"/>
+          <w:lang w:eastAsia="zh-CN"/>
+        </w:rPr>
+        <w:t>請直接使用以下</w:t>
+      </w:r>
+      <w:r>
+        <w:rPr>
+          <w:lang w:eastAsia="zh-CN"/>
+        </w:rPr>
+        <w:t xml:space="preserve"> class，不要重新發明：</w:t>
+      </w:r>
+    </w:p>
+    <w:p>
+      <w:pPr>
+        <w:rPr>
+          <w:lang w:eastAsia="zh-CN"/>
+        </w:rPr>
+      </w:pPr>
+      <w:r>
+        <w:rPr>
+          <w:lang w:eastAsia="zh-CN"/>
+        </w:rPr>
+        <w:t>* `.</w:t>
+      </w:r>
+      <w:proofErr w:type="spellStart"/>
+      <w:r>
+        <w:rPr>
+          <w:lang w:eastAsia="zh-CN"/>
+        </w:rPr>
+        <w:t>fx</w:t>
+      </w:r>
+      <w:proofErr w:type="spellEnd"/>
+      <w:r>
+        <w:rPr>
+          <w:lang w:eastAsia="zh-CN"/>
+        </w:rPr>
+        <w:t>-fade-in`：</w:t>
+      </w:r>
+      <w:proofErr w:type="gramStart"/>
+      <w:r>
+        <w:rPr>
+          <w:lang w:eastAsia="zh-CN"/>
+        </w:rPr>
+        <w:t>標準</w:t>
+      </w:r>
+      <w:proofErr w:type="gramEnd"/>
+      <w:r>
+        <w:rPr>
+          <w:lang w:eastAsia="zh-CN"/>
+        </w:rPr>
+        <w:t>淡入 (0.8s)。</w:t>
+      </w:r>
+    </w:p>
+    <w:p>
+      <w:pPr>
+        <w:rPr>
+          <w:lang w:eastAsia="zh-CN"/>
+        </w:rPr>
+      </w:pPr>
+      <w:r>
+        <w:rPr>
+          <w:lang w:eastAsia="zh-CN"/>
+        </w:rPr>
+        <w:t>* `.</w:t>
+      </w:r>
+      <w:proofErr w:type="spellStart"/>
+      <w:r>
+        <w:rPr>
+          <w:lang w:eastAsia="zh-CN"/>
+        </w:rPr>
+        <w:t>fx</w:t>
+      </w:r>
+      <w:proofErr w:type="spellEnd"/>
+      <w:r>
+        <w:rPr>
+          <w:lang w:eastAsia="zh-CN"/>
+        </w:rPr>
+        <w:t>-fade-in-slow`：慢速淡入 (2.5s)，</w:t>
+      </w:r>
+      <w:proofErr w:type="gramStart"/>
+      <w:r>
+        <w:rPr>
+          <w:lang w:eastAsia="zh-CN"/>
+        </w:rPr>
+        <w:t>用於</w:t>
+      </w:r>
+      <w:proofErr w:type="gramEnd"/>
+      <w:r>
+        <w:rPr>
+          <w:lang w:eastAsia="zh-CN"/>
+        </w:rPr>
+        <w:t>情緒轉折。</w:t>
+      </w:r>
+    </w:p>
+    <w:p>
+      <w:pPr>
+        <w:rPr>
+          <w:lang w:eastAsia="zh-CN"/>
+        </w:rPr>
+      </w:pPr>
+      <w:r>
+        <w:rPr>
+          <w:lang w:eastAsia="zh-CN"/>
+        </w:rPr>
+        <w:t>* `.</w:t>
+      </w:r>
+      <w:proofErr w:type="spellStart"/>
+      <w:r>
+        <w:rPr>
+          <w:lang w:eastAsia="zh-CN"/>
+        </w:rPr>
+        <w:t>fx</w:t>
+      </w:r>
+      <w:proofErr w:type="spellEnd"/>
+      <w:r>
+        <w:rPr>
+          <w:lang w:eastAsia="zh-CN"/>
+        </w:rPr>
+        <w:t>-crossfade`：交叉淡入淡出 (呼吸</w:t>
+      </w:r>
+      <w:proofErr w:type="gramStart"/>
+      <w:r>
+        <w:rPr>
+          <w:lang w:eastAsia="zh-CN"/>
+        </w:rPr>
+        <w:t>燈</w:t>
+      </w:r>
+      <w:proofErr w:type="gramEnd"/>
+      <w:r>
+        <w:rPr>
+          <w:lang w:eastAsia="zh-CN"/>
+        </w:rPr>
+        <w:t>效果/鬼影)。</w:t>
+      </w:r>
+    </w:p>
+    <w:p>
+      <w:pPr>
+        <w:rPr>
+          <w:lang w:eastAsia="zh-CN"/>
+        </w:rPr>
+      </w:pPr>
+      <w:r>
+        <w:rPr>
+          <w:lang w:eastAsia="zh-CN"/>
+        </w:rPr>
+        <w:t>* `.</w:t>
+      </w:r>
+      <w:proofErr w:type="spellStart"/>
+      <w:r>
+        <w:rPr>
+          <w:lang w:eastAsia="zh-CN"/>
+        </w:rPr>
+        <w:t>fx</w:t>
+      </w:r>
+      <w:proofErr w:type="spellEnd"/>
+      <w:r>
+        <w:rPr>
+          <w:lang w:eastAsia="zh-CN"/>
+        </w:rPr>
+        <w:t>-slide-up`：由下往上滑入。</w:t>
+      </w:r>
+    </w:p>
+    <w:p>
+      <w:pPr>
+        <w:rPr>
+          <w:lang w:eastAsia="zh-CN"/>
+        </w:rPr>
+      </w:pPr>
+      <w:r>
+        <w:rPr>
+          <w:lang w:eastAsia="zh-CN"/>
+        </w:rPr>
+        <w:t>* `.</w:t>
+      </w:r>
+      <w:proofErr w:type="spellStart"/>
+      <w:r>
+        <w:rPr>
+          <w:lang w:eastAsia="zh-CN"/>
+        </w:rPr>
+        <w:t>fx</w:t>
+      </w:r>
+      <w:proofErr w:type="spellEnd"/>
+      <w:r>
+        <w:rPr>
+          <w:lang w:eastAsia="zh-CN"/>
+        </w:rPr>
+        <w:t>-slide-right`：由左往右滑入 (</w:t>
+      </w:r>
+      <w:proofErr w:type="gramStart"/>
+      <w:r>
+        <w:rPr>
+          <w:lang w:eastAsia="zh-CN"/>
+        </w:rPr>
+        <w:t>擋</w:t>
+      </w:r>
+      <w:proofErr w:type="gramEnd"/>
+      <w:r>
+        <w:rPr>
+          <w:lang w:eastAsia="zh-CN"/>
+        </w:rPr>
+        <w:t>格/衝</w:t>
+      </w:r>
+      <w:proofErr w:type="gramStart"/>
+      <w:r>
+        <w:rPr>
+          <w:lang w:eastAsia="zh-CN"/>
+        </w:rPr>
+        <w:t>擊</w:t>
+      </w:r>
+      <w:proofErr w:type="gramEnd"/>
+      <w:r>
+        <w:rPr>
+          <w:lang w:eastAsia="zh-CN"/>
+        </w:rPr>
+        <w:t>)。</w:t>
+      </w:r>
+    </w:p>
+    <w:p>
+      <w:pPr>
+        <w:rPr>
+          <w:lang w:eastAsia="zh-CN"/>
+        </w:rPr>
+      </w:pPr>
+      <w:r>
+        <w:rPr>
+          <w:lang w:eastAsia="zh-CN"/>
+        </w:rPr>
+        <w:t>* `.</w:t>
+      </w:r>
+      <w:proofErr w:type="spellStart"/>
+      <w:r>
+        <w:rPr>
+          <w:lang w:eastAsia="zh-CN"/>
+        </w:rPr>
+        <w:t>fx</w:t>
+      </w:r>
+      <w:proofErr w:type="spellEnd"/>
+      <w:r>
+        <w:rPr>
+          <w:lang w:eastAsia="zh-CN"/>
+        </w:rPr>
+        <w:t>-shake`：大幅度震</w:t>
+      </w:r>
+      <w:proofErr w:type="gramStart"/>
+      <w:r>
+        <w:rPr>
+          <w:lang w:eastAsia="zh-CN"/>
+        </w:rPr>
+        <w:t>動</w:t>
+      </w:r>
+      <w:proofErr w:type="gramEnd"/>
+      <w:r>
+        <w:rPr>
+          <w:lang w:eastAsia="zh-CN"/>
+        </w:rPr>
+        <w:t xml:space="preserve"> (怒吼/爆炸)。</w:t>
+      </w:r>
+    </w:p>
+    <w:p>
+      <w:pPr>
+        <w:rPr>
+          <w:lang w:eastAsia="zh-CN"/>
+        </w:rPr>
+      </w:pPr>
+      <w:r>
+        <w:rPr>
+          <w:lang w:eastAsia="zh-CN"/>
+        </w:rPr>
+        <w:t>* `.</w:t>
+      </w:r>
+      <w:proofErr w:type="spellStart"/>
+      <w:r>
+        <w:rPr>
+          <w:lang w:eastAsia="zh-CN"/>
+        </w:rPr>
+        <w:t>fx</w:t>
+      </w:r>
+      <w:proofErr w:type="spellEnd"/>
+      <w:r>
+        <w:rPr>
+          <w:lang w:eastAsia="zh-CN"/>
+        </w:rPr>
+        <w:t>-vibrate`：極速微幅震</w:t>
+      </w:r>
+      <w:proofErr w:type="gramStart"/>
+      <w:r>
+        <w:rPr>
+          <w:lang w:eastAsia="zh-CN"/>
+        </w:rPr>
+        <w:t>動</w:t>
+      </w:r>
+      <w:proofErr w:type="gramEnd"/>
+      <w:r>
+        <w:rPr>
+          <w:lang w:eastAsia="zh-CN"/>
+        </w:rPr>
+        <w:t xml:space="preserve"> (電流/高速衝</w:t>
+      </w:r>
+      <w:proofErr w:type="gramStart"/>
+      <w:r>
+        <w:rPr>
+          <w:lang w:eastAsia="zh-CN"/>
+        </w:rPr>
+        <w:t>擊</w:t>
+      </w:r>
+      <w:proofErr w:type="gramEnd"/>
+      <w:r>
+        <w:rPr>
+          <w:lang w:eastAsia="zh-CN"/>
+        </w:rPr>
+        <w:t>)。</w:t>
+      </w:r>
+    </w:p>
+    <w:p>
+      <w:pPr>
+        <w:rPr>
+          <w:lang w:eastAsia="zh-CN"/>
+        </w:rPr>
+      </w:pPr>
+      <w:r>
+        <w:rPr>
+          <w:lang w:eastAsia="zh-CN"/>
+        </w:rPr>
+        <w:t>* `.</w:t>
+      </w:r>
+      <w:proofErr w:type="spellStart"/>
+      <w:r>
+        <w:rPr>
+          <w:lang w:eastAsia="zh-CN"/>
+        </w:rPr>
+        <w:t>fx</w:t>
+      </w:r>
+      <w:proofErr w:type="spellEnd"/>
+      <w:r>
+        <w:rPr>
+          <w:lang w:eastAsia="zh-CN"/>
+        </w:rPr>
+        <w:t>-slow-ghost`：極慢速呼吸 (1.2s)，配合特定換圖頻率。</w:t>
+      </w:r>
+    </w:p>
+    <w:p>
+      <w:pPr>
+        <w:rPr>
+          <w:lang w:eastAsia="zh-CN"/>
+        </w:rPr>
+      </w:pPr>
+    </w:p>
+    <w:p>
+      <w:pPr>
+        <w:rPr>
+          <w:lang w:eastAsia="zh-CN"/>
+        </w:rPr>
+      </w:pPr>
+      <w:r>
+        <w:rPr>
+          <w:lang w:eastAsia="zh-CN"/>
+        </w:rPr>
+        <w:t>### 3. 當前進度與任</w:t>
+      </w:r>
+      <w:proofErr w:type="gramStart"/>
+      <w:r>
+        <w:rPr>
+          <w:lang w:eastAsia="zh-CN"/>
+        </w:rPr>
+        <w:t>務</w:t>
+      </w:r>
+      <w:proofErr w:type="gramEnd"/>
+    </w:p>
+    <w:p>
+      <w:pPr>
+        <w:rPr>
+          <w:lang w:eastAsia="zh-CN"/>
+        </w:rPr>
+      </w:pPr>
+      <w:r>
+        <w:rPr>
+          <w:lang w:eastAsia="zh-CN"/>
+        </w:rPr>
+        <w:t>* **已完成**：pg01-pg09, pg11-pg19 (Ending A)。</w:t>
+      </w:r>
+    </w:p>
+    <w:p>
+      <w:pPr>
+        <w:rPr>
+          <w:lang w:eastAsia="zh-CN"/>
+        </w:rPr>
+      </w:pPr>
+      <w:r>
+        <w:rPr>
+          <w:lang w:eastAsia="zh-CN"/>
+        </w:rPr>
+        <w:t>* **待補完**：pg10 (涉及分支選</w:t>
+      </w:r>
+      <w:proofErr w:type="gramStart"/>
+      <w:r>
+        <w:rPr>
+          <w:lang w:eastAsia="zh-CN"/>
+        </w:rPr>
+        <w:t>擇</w:t>
+      </w:r>
+      <w:proofErr w:type="gramEnd"/>
+      <w:r>
+        <w:rPr>
+          <w:lang w:eastAsia="zh-CN"/>
+        </w:rPr>
+        <w:t>，目前</w:t>
+      </w:r>
+      <w:proofErr w:type="gramStart"/>
+      <w:r>
+        <w:rPr>
+          <w:lang w:eastAsia="zh-CN"/>
+        </w:rPr>
+        <w:t>狀</w:t>
+      </w:r>
+      <w:proofErr w:type="gramEnd"/>
+      <w:r>
+        <w:rPr>
+          <w:lang w:eastAsia="zh-CN"/>
+        </w:rPr>
+        <w:t>態</w:t>
+      </w:r>
+      <w:proofErr w:type="gramStart"/>
+      <w:r>
+        <w:rPr>
+          <w:lang w:eastAsia="zh-CN"/>
+        </w:rPr>
+        <w:t>為</w:t>
+      </w:r>
+      <w:proofErr w:type="gramEnd"/>
+      <w:r>
+        <w:rPr>
+          <w:lang w:eastAsia="zh-CN"/>
+        </w:rPr>
+        <w:t xml:space="preserve"> pending，</w:t>
+      </w:r>
+      <w:proofErr w:type="gramStart"/>
+      <w:r>
+        <w:rPr>
+          <w:lang w:eastAsia="zh-CN"/>
+        </w:rPr>
+        <w:t>暫</w:t>
+      </w:r>
+      <w:proofErr w:type="gramEnd"/>
+      <w:r>
+        <w:rPr>
+          <w:lang w:eastAsia="zh-CN"/>
+        </w:rPr>
+        <w:t>時跳過)。</w:t>
+      </w:r>
+    </w:p>
+    <w:p>
+      <w:pPr>
+        <w:rPr>
+          <w:lang w:eastAsia="zh-CN"/>
+        </w:rPr>
+      </w:pPr>
+      <w:r>
+        <w:rPr>
+          <w:lang w:eastAsia="zh-CN"/>
+        </w:rPr>
+        <w:t>* **接下</w:t>
+      </w:r>
+      <w:proofErr w:type="gramStart"/>
+      <w:r>
+        <w:rPr>
+          <w:lang w:eastAsia="zh-CN"/>
+        </w:rPr>
+        <w:t>來</w:t>
+      </w:r>
+      <w:proofErr w:type="gramEnd"/>
+      <w:r>
+        <w:rPr>
+          <w:lang w:eastAsia="zh-CN"/>
+        </w:rPr>
+        <w:t>的任</w:t>
+      </w:r>
+      <w:proofErr w:type="gramStart"/>
+      <w:r>
+        <w:rPr>
+          <w:lang w:eastAsia="zh-CN"/>
+        </w:rPr>
+        <w:t>務</w:t>
+      </w:r>
+      <w:proofErr w:type="gramEnd"/>
+      <w:r>
+        <w:rPr>
+          <w:lang w:eastAsia="zh-CN"/>
+        </w:rPr>
+        <w:t>**：我們要開始製作 **結局 B (</w:t>
+      </w:r>
+      <w:proofErr w:type="gramStart"/>
+      <w:r>
+        <w:rPr>
+          <w:lang w:eastAsia="zh-CN"/>
+        </w:rPr>
+        <w:t>壞</w:t>
+      </w:r>
+      <w:proofErr w:type="gramEnd"/>
+      <w:r>
+        <w:rPr>
+          <w:lang w:eastAsia="zh-CN"/>
+        </w:rPr>
+        <w:t>結局)** 的相關頁面。</w:t>
+      </w:r>
+    </w:p>
+    <w:p>
+      <w:pPr>
+        <w:rPr>
+          <w:lang w:eastAsia="zh-CN"/>
+        </w:rPr>
+      </w:pPr>
+    </w:p>
+    <w:p>
+      <w:pPr>
+        <w:rPr>
+          <w:rFonts w:hint="eastAsia"/>
+          <w:lang w:eastAsia="zh-CN"/>
+        </w:rPr>
+      </w:pPr>
+      <w:r>
+        <w:rPr>
+          <w:rFonts w:hint="eastAsia"/>
+          <w:lang w:eastAsia="zh-CN"/>
+        </w:rPr>
+        <w:t>請依</w:t>
+      </w:r>
+      <w:proofErr w:type="gramStart"/>
+      <w:r>
+        <w:rPr>
+          <w:rFonts w:hint="eastAsia"/>
+          <w:lang w:eastAsia="zh-CN"/>
+        </w:rPr>
+        <w:t>據</w:t>
+      </w:r>
+      <w:proofErr w:type="gramEnd"/>
+      <w:r>
+        <w:rPr>
+          <w:rFonts w:hint="eastAsia"/>
+          <w:lang w:eastAsia="zh-CN"/>
+        </w:rPr>
+        <w:t>以上規則，協助我繼續編寫接下</w:t>
+      </w:r>
+      <w:proofErr w:type="gramStart"/>
+      <w:r>
+        <w:rPr>
+          <w:rFonts w:hint="eastAsia"/>
+          <w:lang w:eastAsia="zh-CN"/>
+        </w:rPr>
+        <w:t>來</w:t>
+      </w:r>
+      <w:proofErr w:type="gramEnd"/>
+      <w:r>
+        <w:rPr>
+          <w:rFonts w:hint="eastAsia"/>
+          <w:lang w:eastAsia="zh-CN"/>
+        </w:rPr>
+        <w:t>的</w:t>
+      </w:r>
+      <w:r>
+        <w:rPr>
+          <w:lang w:eastAsia="zh-CN"/>
+        </w:rPr>
+        <w:t xml:space="preserve"> JSON 設定檔。</w:t>
       </w:r>
     </w:p>
     <w:sectPr>
